--- a/printables/u02/04-考前测试/U2_四上_第二单元_角的度量_答案.docx
+++ b/printables/u02/04-考前测试/U2_四上_第二单元_角的度量_答案.docx
@@ -2,21 +2,6 @@
 <file path=word/document.xml><?xml version="1.0" encoding="utf-8"?>
 <w:document xmlns:wpc="http://schemas.microsoft.com/office/word/2010/wordprocessingCanvas" xmlns:mo="http://schemas.microsoft.com/office/mac/office/2008/main" xmlns:mc="http://schemas.openxmlformats.org/markup-compatibility/2006" xmlns:mv="urn:schemas-microsoft-com:mac:vml" xmlns:o="urn:schemas-microsoft-com:office:office" xmlns:r="http://schemas.openxmlformats.org/officeDocument/2006/relationships" xmlns:m="http://schemas.openxmlformats.org/officeDocument/2006/math" xmlns:v="urn:schemas-microsoft-com:vml" xmlns:wp14="http://schemas.microsoft.com/office/word/2010/wordprocessingDrawing" xmlns:wp="http://schemas.openxmlformats.org/drawingml/2006/wordprocessingDrawing" xmlns:w10="urn:schemas-microsoft-com:office:word" xmlns:w="http://schemas.openxmlformats.org/wordprocessingml/2006/main" xmlns:w14="http://schemas.microsoft.com/office/word/2010/wordml" xmlns:wpg="http://schemas.microsoft.com/office/word/2010/wordprocessingGroup" xmlns:wpi="http://schemas.microsoft.com/office/word/2010/wordprocessingInk" xmlns:wne="http://schemas.microsoft.com/office/word/2006/wordml" xmlns:wps="http://schemas.microsoft.com/office/word/2010/wordprocessingShape" mc:Ignorable="w14 wp14">
   <w:body>
-    <w:p>
-      <w:pPr>
-        <w:spacing w:before="0" w:after="40" w:line="240" w:lineRule="auto"/>
-        <w:jc w:val="center"/>
-      </w:pPr>
-      <w:r>
-        <w:rPr>
-          <w:rFonts w:ascii="宋体" w:hAnsi="宋体" w:eastAsia="宋体"/>
-          <w:b w:val="0"/>
-          <w:color w:val="1E7EB8"/>
-          <w:sz w:val="20"/>
-        </w:rPr>
-        <w:t>数学书桌 · Math Desk</w:t>
-      </w:r>
-    </w:p>
     <w:p>
       <w:pPr>
         <w:spacing w:before="0" w:after="80" w:line="240" w:lineRule="auto"/>
@@ -43,12 +28,12 @@
           <w:b w:val="0"/>
           <w:sz w:val="20"/>
         </w:rPr>
-        <w:t>单独答案页 · 可只打印这一页　|　清晰文字版</w:t>
+        <w:t>单独答案页 · 可只打印这一页</w:t>
       </w:r>
     </w:p>
     <w:p>
       <w:pPr>
-        <w:spacing w:before="120" w:after="80" w:line="240" w:lineRule="auto"/>
+        <w:spacing w:before="100" w:after="60" w:line="240" w:lineRule="auto"/>
       </w:pPr>
       <w:r>
         <w:rPr>
@@ -62,7 +47,7 @@
     </w:p>
     <w:p>
       <w:pPr>
-        <w:spacing w:before="120" w:after="80" w:line="240" w:lineRule="auto"/>
+        <w:spacing w:before="100" w:after="60" w:line="240" w:lineRule="auto"/>
       </w:pPr>
       <w:r>
         <w:rPr>
@@ -167,7 +152,7 @@
     </w:p>
     <w:p>
       <w:pPr>
-        <w:spacing w:before="120" w:after="80" w:line="240" w:lineRule="auto"/>
+        <w:spacing w:before="100" w:after="60" w:line="240" w:lineRule="auto"/>
       </w:pPr>
       <w:r>
         <w:rPr>
@@ -246,7 +231,7 @@
     </w:p>
     <w:p>
       <w:pPr>
-        <w:spacing w:before="120" w:after="80" w:line="240" w:lineRule="auto"/>
+        <w:spacing w:before="100" w:after="60" w:line="240" w:lineRule="auto"/>
       </w:pPr>
       <w:r>
         <w:rPr>
@@ -286,7 +271,7 @@
     </w:p>
     <w:p>
       <w:pPr>
-        <w:spacing w:before="120" w:after="80" w:line="240" w:lineRule="auto"/>
+        <w:spacing w:before="100" w:after="60" w:line="240" w:lineRule="auto"/>
       </w:pPr>
       <w:r>
         <w:rPr>
@@ -404,7 +389,7 @@
     </w:p>
     <w:p>
       <w:pPr>
-        <w:spacing w:before="120" w:after="80" w:line="240" w:lineRule="auto"/>
+        <w:spacing w:before="100" w:after="60" w:line="240" w:lineRule="auto"/>
       </w:pPr>
       <w:r>
         <w:rPr>
@@ -444,7 +429,7 @@
     </w:p>
     <w:sectPr>
       <w:pgSz w:w="11906" w:h="16838"/>
-      <w:pgMar w:top="794" w:right="907" w:bottom="794" w:left="907" w:header="720" w:footer="720" w:gutter="0"/>
+      <w:pgMar w:top="794" w:right="1020" w:bottom="794" w:left="1020" w:header="720" w:footer="720" w:gutter="0"/>
       <w:cols w:space="720"/>
       <w:docGrid w:linePitch="360"/>
     </w:sectPr>

--- a/printables/u02/04-考前测试/U2_四上_第二单元_角的度量_答案.docx
+++ b/printables/u02/04-考前测试/U2_四上_第二单元_角的度量_答案.docx
@@ -4,432 +4,425 @@
   <w:body>
     <w:p>
       <w:pPr>
-        <w:spacing w:before="0" w:after="80" w:line="240" w:lineRule="auto"/>
+        <w:spacing w:before="0" w:after="60" w:line="276" w:lineRule="auto"/>
         <w:jc w:val="center"/>
       </w:pPr>
       <w:r>
         <w:rPr>
           <w:rFonts w:ascii="宋体" w:hAnsi="宋体" w:eastAsia="宋体"/>
           <w:b/>
-          <w:color w:val="0F5F8A"/>
-          <w:sz w:val="30"/>
+          <w:sz w:val="28"/>
         </w:rPr>
         <w:t>第二单元 · 角的度量 · 参考答案</w:t>
       </w:r>
     </w:p>
     <w:p>
       <w:pPr>
-        <w:spacing w:before="0" w:after="160" w:line="240" w:lineRule="auto"/>
+        <w:spacing w:before="0" w:after="160" w:line="276" w:lineRule="auto"/>
         <w:jc w:val="center"/>
       </w:pPr>
       <w:r>
         <w:rPr>
           <w:rFonts w:ascii="宋体" w:hAnsi="宋体" w:eastAsia="宋体"/>
           <w:b w:val="0"/>
-          <w:sz w:val="20"/>
+          <w:sz w:val="18"/>
         </w:rPr>
         <w:t>单独答案页 · 可只打印这一页</w:t>
       </w:r>
     </w:p>
     <w:p>
       <w:pPr>
-        <w:spacing w:before="100" w:after="60" w:line="240" w:lineRule="auto"/>
+        <w:spacing w:before="80" w:after="40" w:line="276" w:lineRule="auto"/>
       </w:pPr>
       <w:r>
         <w:rPr>
           <w:rFonts w:ascii="宋体" w:hAnsi="宋体" w:eastAsia="宋体"/>
           <w:b/>
-          <w:color w:val="0F5F8A"/>
-          <w:sz w:val="24"/>
+          <w:sz w:val="22"/>
         </w:rPr>
         <w:t>四上 · 第二单元 · 角的度量 · 参考答案</w:t>
       </w:r>
     </w:p>
     <w:p>
       <w:pPr>
-        <w:spacing w:before="100" w:after="60" w:line="240" w:lineRule="auto"/>
+        <w:spacing w:before="80" w:after="40" w:line="276" w:lineRule="auto"/>
       </w:pPr>
       <w:r>
         <w:rPr>
           <w:rFonts w:ascii="宋体" w:hAnsi="宋体" w:eastAsia="宋体"/>
           <w:b/>
-          <w:color w:val="0F5F8A"/>
-          <w:sz w:val="24"/>
+          <w:sz w:val="22"/>
         </w:rPr>
         <w:t>一、填空</w:t>
       </w:r>
     </w:p>
     <w:p>
       <w:pPr>
-        <w:spacing w:before="0" w:after="40" w:line="240" w:lineRule="auto"/>
+        <w:spacing w:before="0" w:after="20" w:line="276" w:lineRule="auto"/>
       </w:pPr>
       <w:r>
         <w:rPr>
           <w:rFonts w:ascii="宋体" w:hAnsi="宋体" w:eastAsia="宋体"/>
           <w:b w:val="0"/>
-          <w:sz w:val="20"/>
+          <w:sz w:val="19"/>
         </w:rPr>
         <w:t>1. 1 周角＝2 平角＝4 直角</w:t>
       </w:r>
     </w:p>
     <w:p>
       <w:pPr>
-        <w:spacing w:before="0" w:after="40" w:line="240" w:lineRule="auto"/>
+        <w:spacing w:before="0" w:after="20" w:line="276" w:lineRule="auto"/>
       </w:pPr>
       <w:r>
         <w:rPr>
           <w:rFonts w:ascii="宋体" w:hAnsi="宋体" w:eastAsia="宋体"/>
           <w:b w:val="0"/>
-          <w:sz w:val="20"/>
+          <w:sz w:val="19"/>
         </w:rPr>
         <w:t xml:space="preserve">   锐角 ＜ 直角 ＜ 钝角 ＜ 平角 ＜ 周角</w:t>
       </w:r>
     </w:p>
     <w:p>
       <w:pPr>
-        <w:spacing w:before="0" w:after="40" w:line="240" w:lineRule="auto"/>
+        <w:spacing w:before="0" w:after="20" w:line="276" w:lineRule="auto"/>
       </w:pPr>
       <w:r>
         <w:rPr>
           <w:rFonts w:ascii="宋体" w:hAnsi="宋体" w:eastAsia="宋体"/>
           <w:b w:val="0"/>
-          <w:sz w:val="20"/>
+          <w:sz w:val="19"/>
         </w:rPr>
         <w:t>2. 6 时→12 时，时针转过 180°，相当于 2 个 直角（或 1 个平角）</w:t>
       </w:r>
     </w:p>
     <w:p>
       <w:pPr>
-        <w:spacing w:before="0" w:after="40" w:line="240" w:lineRule="auto"/>
+        <w:spacing w:before="0" w:after="20" w:line="276" w:lineRule="auto"/>
       </w:pPr>
       <w:r>
         <w:rPr>
           <w:rFonts w:ascii="宋体" w:hAnsi="宋体" w:eastAsia="宋体"/>
           <w:b w:val="0"/>
-          <w:sz w:val="20"/>
+          <w:sz w:val="19"/>
         </w:rPr>
         <w:t>3. 箭头指 平角；周角用 △ 标在「转一圈回到射线」的位置（同一终边再转 360°）</w:t>
       </w:r>
     </w:p>
     <w:p>
       <w:pPr>
-        <w:spacing w:before="0" w:after="40" w:line="240" w:lineRule="auto"/>
+        <w:spacing w:before="0" w:after="20" w:line="276" w:lineRule="auto"/>
       </w:pPr>
       <w:r>
         <w:rPr>
           <w:rFonts w:ascii="宋体" w:hAnsi="宋体" w:eastAsia="宋体"/>
           <w:b w:val="0"/>
-          <w:sz w:val="20"/>
+          <w:sz w:val="19"/>
         </w:rPr>
         <w:t>4. 内外圈读反：读成 56°，正确一般为 124°（180－56；半圆量角器常见错）</w:t>
       </w:r>
     </w:p>
     <w:p>
       <w:pPr>
-        <w:spacing w:before="0" w:after="40" w:line="240" w:lineRule="auto"/>
+        <w:spacing w:before="0" w:after="20" w:line="276" w:lineRule="auto"/>
       </w:pPr>
       <w:r>
         <w:rPr>
           <w:rFonts w:ascii="宋体" w:hAnsi="宋体" w:eastAsia="宋体"/>
           <w:b w:val="0"/>
-          <w:sz w:val="20"/>
+          <w:sz w:val="19"/>
         </w:rPr>
         <w:t>5. 半圆÷9＝20°，∠1 占 2 格 → 40°</w:t>
       </w:r>
     </w:p>
     <w:p>
       <w:pPr>
-        <w:spacing w:before="0" w:after="40" w:line="240" w:lineRule="auto"/>
+        <w:spacing w:before="0" w:after="20" w:line="276" w:lineRule="auto"/>
       </w:pPr>
       <w:r>
         <w:rPr>
           <w:rFonts w:ascii="宋体" w:hAnsi="宋体" w:eastAsia="宋体"/>
           <w:b w:val="0"/>
-          <w:sz w:val="20"/>
+          <w:sz w:val="19"/>
         </w:rPr>
         <w:t>6. 每个节气 15°（360÷24）</w:t>
       </w:r>
     </w:p>
     <w:p>
       <w:pPr>
-        <w:spacing w:before="100" w:after="60" w:line="240" w:lineRule="auto"/>
+        <w:spacing w:before="80" w:after="40" w:line="276" w:lineRule="auto"/>
       </w:pPr>
       <w:r>
         <w:rPr>
           <w:rFonts w:ascii="宋体" w:hAnsi="宋体" w:eastAsia="宋体"/>
           <w:b/>
-          <w:color w:val="0F5F8A"/>
-          <w:sz w:val="24"/>
+          <w:sz w:val="22"/>
         </w:rPr>
         <w:t>二、选一选</w:t>
       </w:r>
     </w:p>
     <w:p>
       <w:pPr>
-        <w:spacing w:before="0" w:after="40" w:line="240" w:lineRule="auto"/>
+        <w:spacing w:before="0" w:after="20" w:line="276" w:lineRule="auto"/>
       </w:pPr>
       <w:r>
         <w:rPr>
           <w:rFonts w:ascii="宋体" w:hAnsi="宋体" w:eastAsia="宋体"/>
           <w:b w:val="0"/>
-          <w:sz w:val="20"/>
+          <w:sz w:val="19"/>
         </w:rPr>
         <w:t>1. ④ 平角（两锐角之和＜180°，不可能是平角）</w:t>
       </w:r>
     </w:p>
     <w:p>
       <w:pPr>
-        <w:spacing w:before="0" w:after="40" w:line="240" w:lineRule="auto"/>
+        <w:spacing w:before="0" w:after="20" w:line="276" w:lineRule="auto"/>
       </w:pPr>
       <w:r>
         <w:rPr>
           <w:rFonts w:ascii="宋体" w:hAnsi="宋体" w:eastAsia="宋体"/>
           <w:b w:val="0"/>
-          <w:sz w:val="20"/>
+          <w:sz w:val="19"/>
         </w:rPr>
         <w:t>2. ③ 直角 → 钝角 → 平角（转杆抬起）</w:t>
       </w:r>
     </w:p>
     <w:p>
       <w:pPr>
-        <w:spacing w:before="0" w:after="40" w:line="240" w:lineRule="auto"/>
+        <w:spacing w:before="0" w:after="20" w:line="276" w:lineRule="auto"/>
       </w:pPr>
       <w:r>
         <w:rPr>
           <w:rFonts w:ascii="宋体" w:hAnsi="宋体" w:eastAsia="宋体"/>
           <w:b w:val="0"/>
-          <w:sz w:val="20"/>
+          <w:sz w:val="19"/>
         </w:rPr>
         <w:t>3. 椅背夹角在 103°–112°：选符合图的那一项（通常为明显钝角且不太「躺」的那张，按实图）</w:t>
       </w:r>
     </w:p>
     <w:p>
       <w:pPr>
-        <w:spacing w:before="0" w:after="40" w:line="240" w:lineRule="auto"/>
+        <w:spacing w:before="0" w:after="20" w:line="276" w:lineRule="auto"/>
       </w:pPr>
       <w:r>
         <w:rPr>
           <w:rFonts w:ascii="宋体" w:hAnsi="宋体" w:eastAsia="宋体"/>
           <w:b w:val="0"/>
-          <w:sz w:val="20"/>
+          <w:sz w:val="19"/>
         </w:rPr>
         <w:t>4. 折纸 ∠1：③ 135°（常见：直角对折后再与边夹角合成；以实图折痕为准）</w:t>
       </w:r>
     </w:p>
     <w:p>
       <w:pPr>
-        <w:spacing w:before="0" w:after="40" w:line="240" w:lineRule="auto"/>
+        <w:spacing w:before="0" w:after="20" w:line="276" w:lineRule="auto"/>
       </w:pPr>
       <w:r>
         <w:rPr>
           <w:rFonts w:ascii="宋体" w:hAnsi="宋体" w:eastAsia="宋体"/>
           <w:b w:val="0"/>
-          <w:sz w:val="20"/>
+          <w:sz w:val="19"/>
         </w:rPr>
         <w:t>5. 高级道更陡：常见选 ② 40° 或 ③ 60°——以卷面示意图倾斜度为准（入门道 10°，高级道明显高于 20°、低于近竖直的 80°）</w:t>
       </w:r>
     </w:p>
     <w:p>
       <w:pPr>
-        <w:spacing w:before="100" w:after="60" w:line="240" w:lineRule="auto"/>
+        <w:spacing w:before="80" w:after="40" w:line="276" w:lineRule="auto"/>
       </w:pPr>
       <w:r>
         <w:rPr>
           <w:rFonts w:ascii="宋体" w:hAnsi="宋体" w:eastAsia="宋体"/>
           <w:b/>
-          <w:color w:val="0F5F8A"/>
-          <w:sz w:val="24"/>
+          <w:sz w:val="22"/>
         </w:rPr>
         <w:t>三、解决问题（部分）</w:t>
       </w:r>
     </w:p>
     <w:p>
       <w:pPr>
-        <w:spacing w:before="0" w:after="40" w:line="240" w:lineRule="auto"/>
+        <w:spacing w:before="0" w:after="20" w:line="276" w:lineRule="auto"/>
       </w:pPr>
       <w:r>
         <w:rPr>
           <w:rFonts w:ascii="宋体" w:hAnsi="宋体" w:eastAsia="宋体"/>
           <w:b w:val="0"/>
-          <w:sz w:val="20"/>
+          <w:sz w:val="19"/>
         </w:rPr>
         <w:t>1. 先估再量：按实际量角器读数填写（图约锐角≈45°、钝角≈130°，以实测为准）</w:t>
       </w:r>
     </w:p>
     <w:p>
       <w:pPr>
-        <w:spacing w:before="0" w:after="40" w:line="240" w:lineRule="auto"/>
+        <w:spacing w:before="0" w:after="20" w:line="276" w:lineRule="auto"/>
       </w:pPr>
       <w:r>
         <w:rPr>
           <w:rFonts w:ascii="宋体" w:hAnsi="宋体" w:eastAsia="宋体"/>
           <w:b w:val="0"/>
-          <w:sz w:val="20"/>
+          <w:sz w:val="19"/>
         </w:rPr>
         <w:t>2. （1）50° 是 锐角　（2）150° 是 钝角</w:t>
       </w:r>
     </w:p>
     <w:p>
       <w:pPr>
-        <w:spacing w:before="100" w:after="60" w:line="240" w:lineRule="auto"/>
+        <w:spacing w:before="80" w:after="40" w:line="276" w:lineRule="auto"/>
       </w:pPr>
       <w:r>
         <w:rPr>
           <w:rFonts w:ascii="宋体" w:hAnsi="宋体" w:eastAsia="宋体"/>
           <w:b/>
-          <w:color w:val="0F5F8A"/>
-          <w:sz w:val="24"/>
+          <w:sz w:val="22"/>
         </w:rPr>
         <w:t>续页要点（第 3–4 页）</w:t>
       </w:r>
     </w:p>
     <w:p>
       <w:pPr>
-        <w:spacing w:before="0" w:after="40" w:line="240" w:lineRule="auto"/>
+        <w:spacing w:before="0" w:after="20" w:line="276" w:lineRule="auto"/>
       </w:pPr>
       <w:r>
         <w:rPr>
           <w:rFonts w:ascii="宋体" w:hAnsi="宋体" w:eastAsia="宋体"/>
           <w:b w:val="0"/>
-          <w:sz w:val="20"/>
+          <w:sz w:val="19"/>
         </w:rPr>
         <w:t>3. 圆对折三次：360° 周角 → 180° 平角 → 90° 直角 → 45° 锐角</w:t>
       </w:r>
     </w:p>
     <w:p>
       <w:pPr>
-        <w:spacing w:before="0" w:after="40" w:line="240" w:lineRule="auto"/>
+        <w:spacing w:before="0" w:after="20" w:line="276" w:lineRule="auto"/>
       </w:pPr>
       <w:r>
         <w:rPr>
           <w:rFonts w:ascii="宋体" w:hAnsi="宋体" w:eastAsia="宋体"/>
           <w:b w:val="0"/>
-          <w:sz w:val="20"/>
+          <w:sz w:val="19"/>
         </w:rPr>
         <w:t>4. 三角尺：45°–45°–90°；30°–60°–90°</w:t>
       </w:r>
     </w:p>
     <w:p>
       <w:pPr>
-        <w:spacing w:before="0" w:after="40" w:line="240" w:lineRule="auto"/>
+        <w:spacing w:before="0" w:after="20" w:line="276" w:lineRule="auto"/>
       </w:pPr>
       <w:r>
         <w:rPr>
           <w:rFonts w:ascii="宋体" w:hAnsi="宋体" w:eastAsia="宋体"/>
           <w:b w:val="0"/>
-          <w:sz w:val="20"/>
+          <w:sz w:val="19"/>
         </w:rPr>
         <w:t xml:space="preserve">   拼角常见：∠1＝135°；∠2＝105°；∠3＝150°（或 120°，看重叠方式）</w:t>
       </w:r>
     </w:p>
     <w:p>
       <w:pPr>
-        <w:spacing w:before="0" w:after="40" w:line="240" w:lineRule="auto"/>
+        <w:spacing w:before="0" w:after="20" w:line="276" w:lineRule="auto"/>
       </w:pPr>
       <w:r>
         <w:rPr>
           <w:rFonts w:ascii="宋体" w:hAnsi="宋体" w:eastAsia="宋体"/>
           <w:b w:val="0"/>
-          <w:sz w:val="20"/>
+          <w:sz w:val="19"/>
         </w:rPr>
         <w:t>5. （1）∠3＝45°（平角－直角－45°）</w:t>
       </w:r>
     </w:p>
     <w:p>
       <w:pPr>
-        <w:spacing w:before="0" w:after="40" w:line="240" w:lineRule="auto"/>
+        <w:spacing w:before="0" w:after="20" w:line="276" w:lineRule="auto"/>
       </w:pPr>
       <w:r>
         <w:rPr>
           <w:rFonts w:ascii="宋体" w:hAnsi="宋体" w:eastAsia="宋体"/>
           <w:b w:val="0"/>
-          <w:sz w:val="20"/>
+          <w:sz w:val="19"/>
         </w:rPr>
         <w:t xml:space="preserve">   （2）对顶/互补按图：∠4、∠5 等按直角与平角关系填；∠2＋∠3＋∠4＋∠5 常为 270°</w:t>
       </w:r>
     </w:p>
     <w:p>
       <w:pPr>
-        <w:spacing w:before="0" w:after="40" w:line="240" w:lineRule="auto"/>
+        <w:spacing w:before="0" w:after="20" w:line="276" w:lineRule="auto"/>
       </w:pPr>
       <w:r>
         <w:rPr>
           <w:rFonts w:ascii="宋体" w:hAnsi="宋体" w:eastAsia="宋体"/>
           <w:b w:val="0"/>
-          <w:sz w:val="20"/>
+          <w:sz w:val="19"/>
         </w:rPr>
         <w:t>6. 破损量角器画 75°：利用两刻度差为 75°（如 50° 与 125°）</w:t>
       </w:r>
     </w:p>
     <w:p>
       <w:pPr>
-        <w:spacing w:before="0" w:after="40" w:line="240" w:lineRule="auto"/>
+        <w:spacing w:before="0" w:after="20" w:line="276" w:lineRule="auto"/>
       </w:pPr>
       <w:r>
         <w:rPr>
           <w:rFonts w:ascii="宋体" w:hAnsi="宋体" w:eastAsia="宋体"/>
           <w:b w:val="0"/>
-          <w:sz w:val="20"/>
+          <w:sz w:val="19"/>
         </w:rPr>
         <w:t>7. 纸飞机：∠1＝60° 时，常见 ∠2＝60°（平角减两个 60°）</w:t>
       </w:r>
     </w:p>
     <w:p>
       <w:pPr>
-        <w:spacing w:before="0" w:after="40" w:line="240" w:lineRule="auto"/>
+        <w:spacing w:before="0" w:after="20" w:line="276" w:lineRule="auto"/>
       </w:pPr>
       <w:r>
         <w:rPr>
           <w:rFonts w:ascii="宋体" w:hAnsi="宋体" w:eastAsia="宋体"/>
           <w:b w:val="0"/>
-          <w:sz w:val="20"/>
+          <w:sz w:val="19"/>
         </w:rPr>
         <w:t>8. 风筝：（1）甲、乙夹角按图量；（2）夹角越大，飞得越高（线长相同）；（3）30° 一般不比甲乙更高，按甲乙实测量比较</w:t>
       </w:r>
     </w:p>
     <w:p>
       <w:pPr>
-        <w:spacing w:before="100" w:after="60" w:line="240" w:lineRule="auto"/>
+        <w:spacing w:before="80" w:after="40" w:line="276" w:lineRule="auto"/>
       </w:pPr>
       <w:r>
         <w:rPr>
           <w:rFonts w:ascii="宋体" w:hAnsi="宋体" w:eastAsia="宋体"/>
           <w:b/>
-          <w:color w:val="0F5F8A"/>
-          <w:sz w:val="24"/>
+          <w:sz w:val="22"/>
         </w:rPr>
         <w:t>入库说明</w:t>
       </w:r>
     </w:p>
     <w:p>
       <w:pPr>
-        <w:spacing w:before="0" w:after="40" w:line="240" w:lineRule="auto"/>
+        <w:spacing w:before="0" w:after="20" w:line="276" w:lineRule="auto"/>
       </w:pPr>
       <w:r>
         <w:rPr>
           <w:rFonts w:ascii="宋体" w:hAnsi="宋体" w:eastAsia="宋体"/>
           <w:b w:val="0"/>
-          <w:sz w:val="20"/>
+          <w:sz w:val="19"/>
         </w:rPr>
         <w:t>- printables/unit-tests/U2_四上_第二单元_角的度量.pdf</w:t>
       </w:r>
     </w:p>
     <w:p>
       <w:pPr>
-        <w:spacing w:before="0" w:after="40" w:line="240" w:lineRule="auto"/>
+        <w:spacing w:before="0" w:after="20" w:line="276" w:lineRule="auto"/>
       </w:pPr>
       <w:r>
         <w:rPr>
           <w:rFonts w:ascii="宋体" w:hAnsi="宋体" w:eastAsia="宋体"/>
           <w:b w:val="0"/>
-          <w:sz w:val="20"/>
+          <w:sz w:val="19"/>
         </w:rPr>
         <w:t>- 图题答案以实测量为准；选择歧义处已标注「按实图」。</w:t>
       </w:r>
     </w:p>
     <w:sectPr>
       <w:pgSz w:w="11906" w:h="16838"/>
-      <w:pgMar w:top="794" w:right="1020" w:bottom="794" w:left="1020" w:header="720" w:footer="720" w:gutter="0"/>
+      <w:pgMar w:top="624" w:right="850" w:bottom="624" w:left="850" w:header="720" w:footer="720" w:gutter="0"/>
       <w:cols w:space="720"/>
       <w:docGrid w:linePitch="360"/>
     </w:sectPr>
@@ -802,7 +795,7 @@
     <w:rsid w:val="00FC693F"/>
     <w:rPr>
       <w:rFonts w:ascii="宋体" w:hAnsi="宋体" w:eastAsia="宋体"/>
-      <w:sz w:val="22"/>
+      <w:sz w:val="21"/>
     </w:rPr>
   </w:style>
   <w:style w:type="paragraph" w:styleId="Header">

--- a/printables/u02/04-考前测试/U2_四上_第二单元_角的度量_答案.docx
+++ b/printables/u02/04-考前测试/U2_四上_第二单元_角的度量_答案.docx
@@ -4,7 +4,7 @@
   <w:body>
     <w:p>
       <w:pPr>
-        <w:spacing w:before="0" w:after="60" w:line="276" w:lineRule="auto"/>
+        <w:spacing w:before="0" w:after="60" w:line="307" w:lineRule="auto"/>
         <w:jc w:val="center"/>
       </w:pPr>
       <w:r>
@@ -18,7 +18,7 @@
     </w:p>
     <w:p>
       <w:pPr>
-        <w:spacing w:before="0" w:after="160" w:line="276" w:lineRule="auto"/>
+        <w:spacing w:before="0" w:after="160" w:line="307" w:lineRule="auto"/>
         <w:jc w:val="center"/>
       </w:pPr>
       <w:r>
@@ -32,7 +32,7 @@
     </w:p>
     <w:p>
       <w:pPr>
-        <w:spacing w:before="80" w:after="40" w:line="276" w:lineRule="auto"/>
+        <w:spacing w:before="80" w:after="40" w:line="307" w:lineRule="auto"/>
       </w:pPr>
       <w:r>
         <w:rPr>
@@ -45,7 +45,7 @@
     </w:p>
     <w:p>
       <w:pPr>
-        <w:spacing w:before="80" w:after="40" w:line="276" w:lineRule="auto"/>
+        <w:spacing w:before="80" w:after="40" w:line="307" w:lineRule="auto"/>
       </w:pPr>
       <w:r>
         <w:rPr>
@@ -58,7 +58,7 @@
     </w:p>
     <w:p>
       <w:pPr>
-        <w:spacing w:before="0" w:after="20" w:line="276" w:lineRule="auto"/>
+        <w:spacing w:before="0" w:after="20" w:line="307" w:lineRule="auto"/>
       </w:pPr>
       <w:r>
         <w:rPr>
@@ -71,7 +71,7 @@
     </w:p>
     <w:p>
       <w:pPr>
-        <w:spacing w:before="0" w:after="20" w:line="276" w:lineRule="auto"/>
+        <w:spacing w:before="0" w:after="20" w:line="307" w:lineRule="auto"/>
       </w:pPr>
       <w:r>
         <w:rPr>
@@ -84,7 +84,7 @@
     </w:p>
     <w:p>
       <w:pPr>
-        <w:spacing w:before="0" w:after="20" w:line="276" w:lineRule="auto"/>
+        <w:spacing w:before="0" w:after="20" w:line="307" w:lineRule="auto"/>
       </w:pPr>
       <w:r>
         <w:rPr>
@@ -97,7 +97,7 @@
     </w:p>
     <w:p>
       <w:pPr>
-        <w:spacing w:before="0" w:after="20" w:line="276" w:lineRule="auto"/>
+        <w:spacing w:before="0" w:after="20" w:line="307" w:lineRule="auto"/>
       </w:pPr>
       <w:r>
         <w:rPr>
@@ -110,7 +110,7 @@
     </w:p>
     <w:p>
       <w:pPr>
-        <w:spacing w:before="0" w:after="20" w:line="276" w:lineRule="auto"/>
+        <w:spacing w:before="0" w:after="20" w:line="307" w:lineRule="auto"/>
       </w:pPr>
       <w:r>
         <w:rPr>
@@ -123,7 +123,7 @@
     </w:p>
     <w:p>
       <w:pPr>
-        <w:spacing w:before="0" w:after="20" w:line="276" w:lineRule="auto"/>
+        <w:spacing w:before="0" w:after="20" w:line="307" w:lineRule="auto"/>
       </w:pPr>
       <w:r>
         <w:rPr>
@@ -136,7 +136,7 @@
     </w:p>
     <w:p>
       <w:pPr>
-        <w:spacing w:before="0" w:after="20" w:line="276" w:lineRule="auto"/>
+        <w:spacing w:before="0" w:after="20" w:line="307" w:lineRule="auto"/>
       </w:pPr>
       <w:r>
         <w:rPr>
@@ -149,7 +149,7 @@
     </w:p>
     <w:p>
       <w:pPr>
-        <w:spacing w:before="80" w:after="40" w:line="276" w:lineRule="auto"/>
+        <w:spacing w:before="80" w:after="40" w:line="307" w:lineRule="auto"/>
       </w:pPr>
       <w:r>
         <w:rPr>
@@ -162,7 +162,7 @@
     </w:p>
     <w:p>
       <w:pPr>
-        <w:spacing w:before="0" w:after="20" w:line="276" w:lineRule="auto"/>
+        <w:spacing w:before="0" w:after="20" w:line="307" w:lineRule="auto"/>
       </w:pPr>
       <w:r>
         <w:rPr>
@@ -175,7 +175,7 @@
     </w:p>
     <w:p>
       <w:pPr>
-        <w:spacing w:before="0" w:after="20" w:line="276" w:lineRule="auto"/>
+        <w:spacing w:before="0" w:after="20" w:line="307" w:lineRule="auto"/>
       </w:pPr>
       <w:r>
         <w:rPr>
@@ -188,7 +188,7 @@
     </w:p>
     <w:p>
       <w:pPr>
-        <w:spacing w:before="0" w:after="20" w:line="276" w:lineRule="auto"/>
+        <w:spacing w:before="0" w:after="20" w:line="307" w:lineRule="auto"/>
       </w:pPr>
       <w:r>
         <w:rPr>
@@ -201,7 +201,7 @@
     </w:p>
     <w:p>
       <w:pPr>
-        <w:spacing w:before="0" w:after="20" w:line="276" w:lineRule="auto"/>
+        <w:spacing w:before="0" w:after="20" w:line="307" w:lineRule="auto"/>
       </w:pPr>
       <w:r>
         <w:rPr>
@@ -214,7 +214,7 @@
     </w:p>
     <w:p>
       <w:pPr>
-        <w:spacing w:before="0" w:after="20" w:line="276" w:lineRule="auto"/>
+        <w:spacing w:before="0" w:after="20" w:line="307" w:lineRule="auto"/>
       </w:pPr>
       <w:r>
         <w:rPr>
@@ -227,7 +227,7 @@
     </w:p>
     <w:p>
       <w:pPr>
-        <w:spacing w:before="80" w:after="40" w:line="276" w:lineRule="auto"/>
+        <w:spacing w:before="80" w:after="40" w:line="307" w:lineRule="auto"/>
       </w:pPr>
       <w:r>
         <w:rPr>
@@ -240,7 +240,7 @@
     </w:p>
     <w:p>
       <w:pPr>
-        <w:spacing w:before="0" w:after="20" w:line="276" w:lineRule="auto"/>
+        <w:spacing w:before="0" w:after="20" w:line="307" w:lineRule="auto"/>
       </w:pPr>
       <w:r>
         <w:rPr>
@@ -253,7 +253,7 @@
     </w:p>
     <w:p>
       <w:pPr>
-        <w:spacing w:before="0" w:after="20" w:line="276" w:lineRule="auto"/>
+        <w:spacing w:before="0" w:after="20" w:line="307" w:lineRule="auto"/>
       </w:pPr>
       <w:r>
         <w:rPr>
@@ -266,7 +266,7 @@
     </w:p>
     <w:p>
       <w:pPr>
-        <w:spacing w:before="80" w:after="40" w:line="276" w:lineRule="auto"/>
+        <w:spacing w:before="80" w:after="40" w:line="307" w:lineRule="auto"/>
       </w:pPr>
       <w:r>
         <w:rPr>
@@ -279,7 +279,7 @@
     </w:p>
     <w:p>
       <w:pPr>
-        <w:spacing w:before="0" w:after="20" w:line="276" w:lineRule="auto"/>
+        <w:spacing w:before="0" w:after="20" w:line="307" w:lineRule="auto"/>
       </w:pPr>
       <w:r>
         <w:rPr>
@@ -292,7 +292,7 @@
     </w:p>
     <w:p>
       <w:pPr>
-        <w:spacing w:before="0" w:after="20" w:line="276" w:lineRule="auto"/>
+        <w:spacing w:before="0" w:after="20" w:line="307" w:lineRule="auto"/>
       </w:pPr>
       <w:r>
         <w:rPr>
@@ -305,7 +305,7 @@
     </w:p>
     <w:p>
       <w:pPr>
-        <w:spacing w:before="0" w:after="20" w:line="276" w:lineRule="auto"/>
+        <w:spacing w:before="0" w:after="20" w:line="307" w:lineRule="auto"/>
       </w:pPr>
       <w:r>
         <w:rPr>
@@ -318,7 +318,7 @@
     </w:p>
     <w:p>
       <w:pPr>
-        <w:spacing w:before="0" w:after="20" w:line="276" w:lineRule="auto"/>
+        <w:spacing w:before="0" w:after="20" w:line="307" w:lineRule="auto"/>
       </w:pPr>
       <w:r>
         <w:rPr>
@@ -331,7 +331,7 @@
     </w:p>
     <w:p>
       <w:pPr>
-        <w:spacing w:before="0" w:after="20" w:line="276" w:lineRule="auto"/>
+        <w:spacing w:before="0" w:after="20" w:line="307" w:lineRule="auto"/>
       </w:pPr>
       <w:r>
         <w:rPr>
@@ -344,7 +344,7 @@
     </w:p>
     <w:p>
       <w:pPr>
-        <w:spacing w:before="0" w:after="20" w:line="276" w:lineRule="auto"/>
+        <w:spacing w:before="0" w:after="20" w:line="307" w:lineRule="auto"/>
       </w:pPr>
       <w:r>
         <w:rPr>
@@ -357,7 +357,7 @@
     </w:p>
     <w:p>
       <w:pPr>
-        <w:spacing w:before="0" w:after="20" w:line="276" w:lineRule="auto"/>
+        <w:spacing w:before="0" w:after="20" w:line="307" w:lineRule="auto"/>
       </w:pPr>
       <w:r>
         <w:rPr>
@@ -370,7 +370,7 @@
     </w:p>
     <w:p>
       <w:pPr>
-        <w:spacing w:before="0" w:after="20" w:line="276" w:lineRule="auto"/>
+        <w:spacing w:before="0" w:after="20" w:line="307" w:lineRule="auto"/>
       </w:pPr>
       <w:r>
         <w:rPr>
@@ -383,7 +383,7 @@
     </w:p>
     <w:p>
       <w:pPr>
-        <w:spacing w:before="80" w:after="40" w:line="276" w:lineRule="auto"/>
+        <w:spacing w:before="80" w:after="40" w:line="307" w:lineRule="auto"/>
       </w:pPr>
       <w:r>
         <w:rPr>
@@ -396,7 +396,7 @@
     </w:p>
     <w:p>
       <w:pPr>
-        <w:spacing w:before="0" w:after="20" w:line="276" w:lineRule="auto"/>
+        <w:spacing w:before="0" w:after="20" w:line="307" w:lineRule="auto"/>
       </w:pPr>
       <w:r>
         <w:rPr>
@@ -409,7 +409,7 @@
     </w:p>
     <w:p>
       <w:pPr>
-        <w:spacing w:before="0" w:after="20" w:line="276" w:lineRule="auto"/>
+        <w:spacing w:before="0" w:after="20" w:line="307" w:lineRule="auto"/>
       </w:pPr>
       <w:r>
         <w:rPr>
@@ -422,7 +422,7 @@
     </w:p>
     <w:sectPr>
       <w:pgSz w:w="11906" w:h="16838"/>
-      <w:pgMar w:top="624" w:right="850" w:bottom="624" w:left="850" w:header="720" w:footer="720" w:gutter="0"/>
+      <w:pgMar w:top="680" w:right="907" w:bottom="680" w:left="907" w:header="720" w:footer="720" w:gutter="0"/>
       <w:cols w:space="720"/>
       <w:docGrid w:linePitch="360"/>
     </w:sectPr>
